--- a/forms/templates/form02.docx
+++ b/forms/templates/form02.docx
@@ -1,6 +1,6 @@
 
 <file path=word/document.xml><?xml version="1.0" encoding="utf-8"?>
-<w:document xmlns:ns1="http://schemas.openxmlformats.org/markup-compatibility/2006" xmlns:ns2="http://schemas.openxmlformats.org/officeDocument/2006/relationships" xmlns:w="http://schemas.openxmlformats.org/wordprocessingml/2006/main" ns1:Ignorable="w14 w15 wp14">
+<w:document xmlns:mc="http://schemas.openxmlformats.org/markup-compatibility/2006" xmlns:r="http://schemas.openxmlformats.org/officeDocument/2006/relationships" xmlns:w="http://schemas.openxmlformats.org/wordprocessingml/2006/main" mc:Ignorable="w14 w15 wp14">
   <w:body>
     <w:p>
       <w:pPr>
@@ -1566,8 +1566,8 @@
       </w:pPr>
     </w:p>
     <w:sectPr>
-      <w:headerReference w:type="default" ns2:id="rId8"/>
-      <w:footerReference w:type="default" ns2:id="rId9"/>
+      <w:headerReference w:type="default" r:id="rId8"/>
+      <w:footerReference w:type="default" r:id="rId9"/>
       <w:type w:val="continuous"/>
       <w:pgSz w:w="11907" w:h="16839" w:code="9"/>
       <w:pgMar w:top="562" w:right="720" w:bottom="720" w:left="1138" w:header="562" w:footer="562" w:gutter="0"/>
@@ -1604,7 +1604,7 @@
 </file>
 
 <file path=word/footer1.xml><?xml version="1.0" encoding="utf-8"?>
-<w:ftr xmlns:ns1="http://schemas.openxmlformats.org/markup-compatibility/2006" xmlns:w="http://schemas.openxmlformats.org/wordprocessingml/2006/main" ns1:Ignorable="w14 w15 wp14">
+<w:ftr xmlns:mc="http://schemas.openxmlformats.org/markup-compatibility/2006" xmlns:w="http://schemas.openxmlformats.org/wordprocessingml/2006/main" mc:Ignorable="w14 w15 wp14">
   <w:p>
     <w:pPr>
       <w:pStyle w:val="Footer"/>
@@ -1686,7 +1686,7 @@
 </file>
 
 <file path=word/header1.xml><?xml version="1.0" encoding="utf-8"?>
-<w:hdr xmlns:ns1="http://schemas.openxmlformats.org/markup-compatibility/2006" xmlns:ns10="http://schemas.microsoft.com/office/word/2010/wordml" xmlns:ns11="urn:schemas-microsoft-com:office:office" xmlns:ns2="http://schemas.openxmlformats.org/drawingml/2006/wordprocessingDrawing" xmlns:ns3="http://schemas.openxmlformats.org/drawingml/2006/main" xmlns:ns4="http://schemas.openxmlformats.org/drawingml/2006/picture" xmlns:ns5="http://schemas.openxmlformats.org/officeDocument/2006/relationships" xmlns:ns6="http://schemas.microsoft.com/office/drawing/2010/main" xmlns:ns7="http://schemas.microsoft.com/office/word/2010/wordprocessingDrawing" xmlns:ns8="http://schemas.microsoft.com/office/word/2010/wordprocessingShape" xmlns:ns9="urn:schemas-microsoft-com:vml" xmlns:w="http://schemas.openxmlformats.org/wordprocessingml/2006/main" ns1:Ignorable="w14 w15 wp14">
+<w:hdr xmlns:a="http://schemas.openxmlformats.org/drawingml/2006/main" xmlns:a14="http://schemas.microsoft.com/office/drawing/2010/main" xmlns:mc="http://schemas.openxmlformats.org/markup-compatibility/2006" xmlns:o="urn:schemas-microsoft-com:office:office" xmlns:pic="http://schemas.openxmlformats.org/drawingml/2006/picture" xmlns:r="http://schemas.openxmlformats.org/officeDocument/2006/relationships" xmlns:v="urn:schemas-microsoft-com:vml" xmlns:w="http://schemas.openxmlformats.org/wordprocessingml/2006/main" xmlns:w14="http://schemas.microsoft.com/office/word/2010/wordml" xmlns:wp="http://schemas.openxmlformats.org/drawingml/2006/wordprocessingDrawing" xmlns:wp14="http://schemas.microsoft.com/office/word/2010/wordprocessingDrawing" xmlns:wps="http://schemas.microsoft.com/office/word/2010/wordprocessingShape" mc:Ignorable="w14 w15 wp14">
   <w:p>
     <w:pPr>
       <w:autoSpaceDE w:val="0"/>
@@ -1706,66 +1706,66 @@
         <w:noProof/>
       </w:rPr>
       <w:drawing>
-        <ns2:anchor distT="0" distB="0" distL="114300" distR="114300" simplePos="0" relativeHeight="251657216" behindDoc="0" locked="0" layoutInCell="1" allowOverlap="1">
-          <ns2:simplePos x="0" y="0"/>
-          <ns2:positionH relativeFrom="column">
-            <ns2:posOffset>42545</ns2:posOffset>
-          </ns2:positionH>
-          <ns2:positionV relativeFrom="paragraph">
-            <ns2:posOffset>52705</ns2:posOffset>
-          </ns2:positionV>
-          <ns2:extent cx="1242060" cy="666115"/>
-          <ns2:effectExtent l="0" t="0" r="0" b="635"/>
-          <ns2:wrapNone/>
-          <ns2:docPr id="2" name="Picture 6"/>
-          <ns2:cNvGraphicFramePr>
-            <ns3:graphicFrameLocks noChangeAspect="1"/>
-          </ns2:cNvGraphicFramePr>
-          <ns3:graphic>
-            <ns3:graphicData uri="http://schemas.openxmlformats.org/drawingml/2006/picture">
-              <ns4:pic>
-                <ns4:nvPicPr>
-                  <ns4:cNvPr id="0" name="Picture 6"/>
-                  <ns4:cNvPicPr>
-                    <ns3:picLocks noChangeAspect="1" noChangeArrowheads="1"/>
-                  </ns4:cNvPicPr>
-                </ns4:nvPicPr>
-                <ns4:blipFill>
-                  <ns3:blip ns5:embed="rId1">
-                    <ns3:extLst>
-                      <ns3:ext uri="{28A0092B-C50C-407E-A947-70E740481C1C}">
-                        <ns6:useLocalDpi val="0"/>
-                      </ns3:ext>
-                    </ns3:extLst>
-                  </ns3:blip>
-                  <ns3:srcRect/>
-                  <ns3:stretch>
-                    <ns3:fillRect/>
-                  </ns3:stretch>
-                </ns4:blipFill>
-                <ns4:spPr bwMode="auto">
-                  <ns3:xfrm>
-                    <ns3:off x="0" y="0"/>
-                    <ns3:ext cx="1242060" cy="666115"/>
-                  </ns3:xfrm>
-                  <ns3:prstGeom prst="rect">
-                    <ns3:avLst/>
-                  </ns3:prstGeom>
-                  <ns3:noFill/>
-                  <ns3:ln>
-                    <ns3:noFill/>
-                  </ns3:ln>
-                </ns4:spPr>
-              </ns4:pic>
-            </ns3:graphicData>
-          </ns3:graphic>
-          <ns7:sizeRelH relativeFrom="margin">
-            <ns7:pctWidth>0</ns7:pctWidth>
-          </ns7:sizeRelH>
-          <ns7:sizeRelV relativeFrom="margin">
-            <ns7:pctHeight>0</ns7:pctHeight>
-          </ns7:sizeRelV>
-        </ns2:anchor>
+        <wp:anchor distT="0" distB="0" distL="114300" distR="114300" simplePos="0" relativeHeight="251657216" behindDoc="0" locked="0" layoutInCell="1" allowOverlap="1">
+          <wp:simplePos x="0" y="0"/>
+          <wp:positionH relativeFrom="column">
+            <wp:posOffset>42545</wp:posOffset>
+          </wp:positionH>
+          <wp:positionV relativeFrom="paragraph">
+            <wp:posOffset>52705</wp:posOffset>
+          </wp:positionV>
+          <wp:extent cx="1242060" cy="666115"/>
+          <wp:effectExtent l="0" t="0" r="0" b="635"/>
+          <wp:wrapNone/>
+          <wp:docPr id="2" name="Picture 6"/>
+          <wp:cNvGraphicFramePr>
+            <a:graphicFrameLocks noChangeAspect="1"/>
+          </wp:cNvGraphicFramePr>
+          <a:graphic>
+            <a:graphicData uri="http://schemas.openxmlformats.org/drawingml/2006/picture">
+              <pic:pic>
+                <pic:nvPicPr>
+                  <pic:cNvPr id="0" name="Picture 6"/>
+                  <pic:cNvPicPr>
+                    <a:picLocks noChangeAspect="1" noChangeArrowheads="1"/>
+                  </pic:cNvPicPr>
+                </pic:nvPicPr>
+                <pic:blipFill>
+                  <a:blip r:embed="rId1">
+                    <a:extLst>
+                      <a:ext uri="{28A0092B-C50C-407E-A947-70E740481C1C}">
+                        <a14:useLocalDpi val="0"/>
+                      </a:ext>
+                    </a:extLst>
+                  </a:blip>
+                  <a:srcRect/>
+                  <a:stretch>
+                    <a:fillRect/>
+                  </a:stretch>
+                </pic:blipFill>
+                <pic:spPr bwMode="auto">
+                  <a:xfrm>
+                    <a:off x="0" y="0"/>
+                    <a:ext cx="1242060" cy="666115"/>
+                  </a:xfrm>
+                  <a:prstGeom prst="rect">
+                    <a:avLst/>
+                  </a:prstGeom>
+                  <a:noFill/>
+                  <a:ln>
+                    <a:noFill/>
+                  </a:ln>
+                </pic:spPr>
+              </pic:pic>
+            </a:graphicData>
+          </a:graphic>
+          <wp14:sizeRelH relativeFrom="margin">
+            <wp14:pctWidth>0</wp14:pctWidth>
+          </wp14:sizeRelH>
+          <wp14:sizeRelV relativeFrom="margin">
+            <wp14:pctHeight>0</wp14:pctHeight>
+          </wp14:sizeRelV>
+        </wp:anchor>
       </w:drawing>
     </w:r>
     <w:r>
@@ -1906,7 +1906,7 @@
         <w:sz w:val="18"/>
         <w:szCs w:val="18"/>
       </w:rPr>
-      <w:t xml:space="preserve">Tầng 21, Phú Mỹ Hưng Tower, 08 Hoàng Văn Thái, Phường </w:t>
+      <w:t xml:space="preserve">Tầng 21, Phú Mỹ Hưng Tower, 08 Hoàng Văn Thái, Phường Tân Mỹ, TP.HCM</w:t>
     </w:r>
     <w:r>
       <w:rPr>
@@ -1915,7 +1915,7 @@
         <w:sz w:val="18"/>
         <w:szCs w:val="18"/>
       </w:rPr>
-      <w:t>Mỹ</w:t>
+      <w:t xml:space="preserve"/>
     </w:r>
     <w:r>
       <w:rPr>
@@ -1924,7 +1924,7 @@
         <w:sz w:val="18"/>
         <w:szCs w:val="18"/>
       </w:rPr>
-      <w:t>, TP.HCM</w:t>
+      <w:t xml:space="preserve"/>
     </w:r>
   </w:p>
   <w:p>
@@ -1942,83 +1942,83 @@
       <w:rPr>
         <w:noProof/>
       </w:rPr>
-      <ns1:AlternateContent>
-        <ns1:Choice Requires="wps">
+      <mc:AlternateContent>
+        <mc:Choice Requires="wps">
           <w:drawing>
-            <ns2:anchor distT="0" distB="0" distL="114300" distR="114300" simplePos="0" relativeHeight="251658240" behindDoc="0" locked="0" layoutInCell="1" allowOverlap="1">
-              <ns2:simplePos x="0" y="0"/>
-              <ns2:positionH relativeFrom="column">
-                <ns2:posOffset>41910</ns2:posOffset>
-              </ns2:positionH>
-              <ns2:positionV relativeFrom="paragraph">
-                <ns2:posOffset>188595</ns2:posOffset>
-              </ns2:positionV>
-              <ns2:extent cx="6452870" cy="45720"/>
-              <ns2:effectExtent l="0" t="0" r="24130" b="0"/>
-              <ns2:wrapNone/>
-              <ns2:docPr id="28" name="Shape 28"/>
-              <ns2:cNvGraphicFramePr>
-                <ns3:graphicFrameLocks/>
-              </ns2:cNvGraphicFramePr>
-              <ns3:graphic>
-                <ns3:graphicData uri="http://schemas.microsoft.com/office/word/2010/wordprocessingShape">
-                  <ns8:wsp>
-                    <ns8:cNvSpPr>
-                      <ns3:spLocks/>
-                    </ns8:cNvSpPr>
-                    <ns8:spPr>
-                      <ns3:xfrm>
-                        <ns3:off x="0" y="0"/>
-                        <ns3:ext cx="6452870" cy="45720"/>
-                      </ns3:xfrm>
-                      <ns3:custGeom>
-                        <ns3:avLst/>
-                        <ns3:gdLst/>
-                        <ns3:ahLst/>
-                        <ns3:cxnLst/>
-                        <ns3:rect l="0" t="0" r="0" b="0"/>
-                        <ns3:pathLst>
-                          <ns3:path w="5365115">
-                            <ns3:moveTo>
-                              <ns3:pt x="0" y="0"/>
-                            </ns3:moveTo>
-                            <ns3:lnTo>
-                              <ns3:pt x="5365115" y="0"/>
-                            </ns3:lnTo>
-                          </ns3:path>
-                        </ns3:pathLst>
-                      </ns3:custGeom>
-                      <ns3:noFill/>
-                      <ns3:ln w="1778" cap="flat" cmpd="sng" algn="ctr">
-                        <ns3:solidFill>
-                          <ns3:srgbClr val="000000"/>
-                        </ns3:solidFill>
-                        <ns3:prstDash val="solid"/>
-                        <ns3:round/>
-                      </ns3:ln>
-                      <ns3:effectLst/>
-                    </ns8:spPr>
-                    <ns8:bodyPr/>
-                  </ns8:wsp>
-                </ns3:graphicData>
-              </ns3:graphic>
-              <ns7:sizeRelH relativeFrom="margin">
-                <ns7:pctWidth>0</ns7:pctWidth>
-              </ns7:sizeRelH>
-              <ns7:sizeRelV relativeFrom="margin">
-                <ns7:pctHeight>0</ns7:pctHeight>
-              </ns7:sizeRelV>
-            </ns2:anchor>
+            <wp:anchor distT="0" distB="0" distL="114300" distR="114300" simplePos="0" relativeHeight="251658240" behindDoc="0" locked="0" layoutInCell="1" allowOverlap="1">
+              <wp:simplePos x="0" y="0"/>
+              <wp:positionH relativeFrom="column">
+                <wp:posOffset>41910</wp:posOffset>
+              </wp:positionH>
+              <wp:positionV relativeFrom="paragraph">
+                <wp:posOffset>188595</wp:posOffset>
+              </wp:positionV>
+              <wp:extent cx="6452870" cy="45720"/>
+              <wp:effectExtent l="0" t="0" r="24130" b="0"/>
+              <wp:wrapNone/>
+              <wp:docPr id="28" name="Shape 28"/>
+              <wp:cNvGraphicFramePr>
+                <a:graphicFrameLocks/>
+              </wp:cNvGraphicFramePr>
+              <a:graphic>
+                <a:graphicData uri="http://schemas.microsoft.com/office/word/2010/wordprocessingShape">
+                  <wps:wsp>
+                    <wps:cNvSpPr>
+                      <a:spLocks/>
+                    </wps:cNvSpPr>
+                    <wps:spPr>
+                      <a:xfrm>
+                        <a:off x="0" y="0"/>
+                        <a:ext cx="6452870" cy="45720"/>
+                      </a:xfrm>
+                      <a:custGeom>
+                        <a:avLst/>
+                        <a:gdLst/>
+                        <a:ahLst/>
+                        <a:cxnLst/>
+                        <a:rect l="0" t="0" r="0" b="0"/>
+                        <a:pathLst>
+                          <a:path w="5365115">
+                            <a:moveTo>
+                              <a:pt x="0" y="0"/>
+                            </a:moveTo>
+                            <a:lnTo>
+                              <a:pt x="5365115" y="0"/>
+                            </a:lnTo>
+                          </a:path>
+                        </a:pathLst>
+                      </a:custGeom>
+                      <a:noFill/>
+                      <a:ln w="1778" cap="flat" cmpd="sng" algn="ctr">
+                        <a:solidFill>
+                          <a:srgbClr val="000000"/>
+                        </a:solidFill>
+                        <a:prstDash val="solid"/>
+                        <a:round/>
+                      </a:ln>
+                      <a:effectLst/>
+                    </wps:spPr>
+                    <wps:bodyPr/>
+                  </wps:wsp>
+                </a:graphicData>
+              </a:graphic>
+              <wp14:sizeRelH relativeFrom="margin">
+                <wp14:pctWidth>0</wp14:pctWidth>
+              </wp14:sizeRelH>
+              <wp14:sizeRelV relativeFrom="margin">
+                <wp14:pctHeight>0</wp14:pctHeight>
+              </wp14:sizeRelV>
+            </wp:anchor>
           </w:drawing>
-        </ns1:Choice>
-        <ns1:Fallback>
+        </mc:Choice>
+        <mc:Fallback>
           <w:pict>
-            <ns9:shape ns10:anchorId="05AE611D" id="Shape 28" ns11:spid="_x0000_s1026" style="position:absolute;margin-left:3.3pt;margin-top:14.85pt;width:508.1pt;height:3.6pt;z-index:251658240;visibility:visible;mso-wrap-style:square;mso-width-percent:0;mso-height-percent:0;mso-wrap-distance-left:9pt;mso-wrap-distance-top:0;mso-wrap-distance-right:9pt;mso-wrap-distance-bottom:0;mso-position-horizontal:absolute;mso-position-horizontal-relative:text;mso-position-vertical:absolute;mso-position-vertical-relative:text;mso-width-percent:0;mso-height-percent:0;mso-width-relative:margin;mso-height-relative:margin;v-text-anchor:top" coordsize="5365115,45720" ns11:gfxdata="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" path="m,l5365115,e" filled="f" strokeweight=".14pt">
-              <ns9:path arrowok="t" textboxrect="0,0,5365115,45720"/>
-            </ns9:shape>
+            <v:shape w14:anchorId="05AE611D" id="Shape 28" o:spid="_x0000_s1026" style="position:absolute;margin-left:3.3pt;margin-top:14.85pt;width:508.1pt;height:3.6pt;z-index:251658240;visibility:visible;mso-wrap-style:square;mso-width-percent:0;mso-height-percent:0;mso-wrap-distance-left:9pt;mso-wrap-distance-top:0;mso-wrap-distance-right:9pt;mso-wrap-distance-bottom:0;mso-position-horizontal:absolute;mso-position-horizontal-relative:text;mso-position-vertical:absolute;mso-position-vertical-relative:text;mso-width-percent:0;mso-height-percent:0;mso-width-relative:margin;mso-height-relative:margin;v-text-anchor:top" coordsize="5365115,45720" o:gfxdata="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" path="m,l5365115,e" filled="f" strokeweight=".14pt">
+              <v:path arrowok="t" textboxrect="0,0,5365115,45720"/>
+            </v:shape>
           </w:pict>
-        </ns1:Fallback>
-      </ns1:AlternateContent>
+        </mc:Fallback>
+      </mc:AlternateContent>
     </w:r>
     <w:r>
       <w:rPr>
